--- a/a7/packages/A7 Unit 3 - Exponents and Scientific Notation/Answer Keys/A7 3.03  Question Bank - Additional Key.docx
+++ b/a7/packages/A7 Unit 3 - Exponents and Scientific Notation/Answer Keys/A7 3.03  Question Bank - Additional Key.docx
@@ -1813,7 +1813,7 @@
             <w:r>
               <w:drawing>
                 <wp:inline xmlns:a="http://schemas.openxmlformats.org/drawingml/2006/main" xmlns:pic="http://schemas.openxmlformats.org/drawingml/2006/picture">
-                  <wp:extent cx="256032" cy="143256"/>
+                  <wp:extent cx="624840" cy="143256"/>
                   <wp:docPr id="24" name="Picture 24"/>
                   <wp:cNvGraphicFramePr>
                     <a:graphicFrameLocks noChangeAspect="1"/>
@@ -1822,7 +1822,7 @@
                     <a:graphicData uri="http://schemas.openxmlformats.org/drawingml/2006/picture">
                       <pic:pic>
                         <pic:nvPicPr>
-                          <pic:cNvPr id="0" name="a9076f803452b3c7.png"/>
+                          <pic:cNvPr id="0" name="cd34ad22912cb49c.png"/>
                           <pic:cNvPicPr/>
                         </pic:nvPicPr>
                         <pic:blipFill>
@@ -1834,7 +1834,7 @@
                         <pic:spPr>
                           <a:xfrm>
                             <a:off x="0" y="0"/>
-                            <a:ext cx="256032" cy="143256"/>
+                            <a:ext cx="624840" cy="143256"/>
                           </a:xfrm>
                           <a:prstGeom prst="rect"/>
                         </pic:spPr>

--- a/a7/packages/A7 Unit 3 - Exponents and Scientific Notation/Answer Keys/A7 3.03  Question Bank - Additional Key.docx
+++ b/a7/packages/A7 Unit 3 - Exponents and Scientific Notation/Answer Keys/A7 3.03  Question Bank - Additional Key.docx
@@ -1518,7 +1518,7 @@
             <w:r>
               <w:drawing>
                 <wp:inline xmlns:a="http://schemas.openxmlformats.org/drawingml/2006/main" xmlns:pic="http://schemas.openxmlformats.org/drawingml/2006/picture">
-                  <wp:extent cx="256032" cy="143256"/>
+                  <wp:extent cx="725424" cy="219456"/>
                   <wp:docPr id="19" name="Picture 19"/>
                   <wp:cNvGraphicFramePr>
                     <a:graphicFrameLocks noChangeAspect="1"/>
@@ -1527,7 +1527,7 @@
                     <a:graphicData uri="http://schemas.openxmlformats.org/drawingml/2006/picture">
                       <pic:pic>
                         <pic:nvPicPr>
-                          <pic:cNvPr id="0" name="d9dccbe00c55c981.png"/>
+                          <pic:cNvPr id="0" name="c334035789c29216.png"/>
                           <pic:cNvPicPr/>
                         </pic:nvPicPr>
                         <pic:blipFill>
@@ -1539,7 +1539,7 @@
                         <pic:spPr>
                           <a:xfrm>
                             <a:off x="0" y="0"/>
-                            <a:ext cx="256032" cy="143256"/>
+                            <a:ext cx="725424" cy="219456"/>
                           </a:xfrm>
                           <a:prstGeom prst="rect"/>
                         </pic:spPr>
@@ -1577,7 +1577,7 @@
             <w:r>
               <w:drawing>
                 <wp:inline xmlns:a="http://schemas.openxmlformats.org/drawingml/2006/main" xmlns:pic="http://schemas.openxmlformats.org/drawingml/2006/picture">
-                  <wp:extent cx="624840" cy="143256"/>
+                  <wp:extent cx="259080" cy="146304"/>
                   <wp:docPr id="20" name="Picture 20"/>
                   <wp:cNvGraphicFramePr>
                     <a:graphicFrameLocks noChangeAspect="1"/>
@@ -1586,7 +1586,7 @@
                     <a:graphicData uri="http://schemas.openxmlformats.org/drawingml/2006/picture">
                       <pic:pic>
                         <pic:nvPicPr>
-                          <pic:cNvPr id="0" name="1e133b8fe2c28b62.png"/>
+                          <pic:cNvPr id="0" name="b64a7027da52e99e.png"/>
                           <pic:cNvPicPr/>
                         </pic:nvPicPr>
                         <pic:blipFill>
@@ -1598,7 +1598,7 @@
                         <pic:spPr>
                           <a:xfrm>
                             <a:off x="0" y="0"/>
-                            <a:ext cx="624840" cy="143256"/>
+                            <a:ext cx="259080" cy="146304"/>
                           </a:xfrm>
                           <a:prstGeom prst="rect"/>
                         </pic:spPr>
@@ -1619,16 +1619,16 @@
                 <w:rFonts w:ascii="FreeSerif" w:hAnsi="FreeSerif" w:eastAsia="FreeSerif"/>
                 <w:b w:val="0"/>
                 <w:i w:val="0"/>
-                <w:color w:val="9E1B32"/>
+                <w:color w:val="1A1A1A"/>
                 <w:sz w:val="22"/>
               </w:rPr>
-              <w:t xml:space="preserve">☒   </w:t>
+              <w:t xml:space="preserve">☐   </w:t>
             </w:r>
             <w:r>
               <w:rPr>
-                <w:b/>
+                <w:b w:val="0"/>
                 <w:i w:val="0"/>
-                <w:color w:val="9E1B32"/>
+                <w:color w:val="1A1A1A"/>
                 <w:sz w:val="22"/>
               </w:rPr>
               <w:t xml:space="preserve">C.  </w:t>
@@ -1645,7 +1645,7 @@
                     <a:graphicData uri="http://schemas.openxmlformats.org/drawingml/2006/picture">
                       <pic:pic>
                         <pic:nvPicPr>
-                          <pic:cNvPr id="0" name="20dd810ffc920ad8.png"/>
+                          <pic:cNvPr id="0" name="1e133b8fe2c28b62.png"/>
                           <pic:cNvPicPr/>
                         </pic:nvPicPr>
                         <pic:blipFill>
@@ -1695,7 +1695,7 @@
             <w:r>
               <w:drawing>
                 <wp:inline xmlns:a="http://schemas.openxmlformats.org/drawingml/2006/main" xmlns:pic="http://schemas.openxmlformats.org/drawingml/2006/picture">
-                  <wp:extent cx="725424" cy="219456"/>
+                  <wp:extent cx="256032" cy="143256"/>
                   <wp:docPr id="22" name="Picture 22"/>
                   <wp:cNvGraphicFramePr>
                     <a:graphicFrameLocks noChangeAspect="1"/>
@@ -1704,7 +1704,7 @@
                     <a:graphicData uri="http://schemas.openxmlformats.org/drawingml/2006/picture">
                       <pic:pic>
                         <pic:nvPicPr>
-                          <pic:cNvPr id="0" name="c334035789c29216.png"/>
+                          <pic:cNvPr id="0" name="d9dccbe00c55c981.png"/>
                           <pic:cNvPicPr/>
                         </pic:nvPicPr>
                         <pic:blipFill>
@@ -1716,7 +1716,7 @@
                         <pic:spPr>
                           <a:xfrm>
                             <a:off x="0" y="0"/>
-                            <a:ext cx="725424" cy="219456"/>
+                            <a:ext cx="256032" cy="143256"/>
                           </a:xfrm>
                           <a:prstGeom prst="rect"/>
                         </pic:spPr>
@@ -1754,7 +1754,7 @@
             <w:r>
               <w:drawing>
                 <wp:inline xmlns:a="http://schemas.openxmlformats.org/drawingml/2006/main" xmlns:pic="http://schemas.openxmlformats.org/drawingml/2006/picture">
-                  <wp:extent cx="259080" cy="146304"/>
+                  <wp:extent cx="624840" cy="143256"/>
                   <wp:docPr id="23" name="Picture 23"/>
                   <wp:cNvGraphicFramePr>
                     <a:graphicFrameLocks noChangeAspect="1"/>
@@ -1763,7 +1763,7 @@
                     <a:graphicData uri="http://schemas.openxmlformats.org/drawingml/2006/picture">
                       <pic:pic>
                         <pic:nvPicPr>
-                          <pic:cNvPr id="0" name="b64a7027da52e99e.png"/>
+                          <pic:cNvPr id="0" name="cd34ad22912cb49c.png"/>
                           <pic:cNvPicPr/>
                         </pic:nvPicPr>
                         <pic:blipFill>
@@ -1775,7 +1775,7 @@
                         <pic:spPr>
                           <a:xfrm>
                             <a:off x="0" y="0"/>
-                            <a:ext cx="259080" cy="146304"/>
+                            <a:ext cx="624840" cy="143256"/>
                           </a:xfrm>
                           <a:prstGeom prst="rect"/>
                         </pic:spPr>
@@ -1796,16 +1796,16 @@
                 <w:rFonts w:ascii="FreeSerif" w:hAnsi="FreeSerif" w:eastAsia="FreeSerif"/>
                 <w:b w:val="0"/>
                 <w:i w:val="0"/>
-                <w:color w:val="1A1A1A"/>
+                <w:color w:val="9E1B32"/>
                 <w:sz w:val="22"/>
               </w:rPr>
-              <w:t xml:space="preserve">☐   </w:t>
+              <w:t xml:space="preserve">☒   </w:t>
             </w:r>
             <w:r>
               <w:rPr>
-                <w:b w:val="0"/>
+                <w:b/>
                 <w:i w:val="0"/>
-                <w:color w:val="1A1A1A"/>
+                <w:color w:val="9E1B32"/>
                 <w:sz w:val="22"/>
               </w:rPr>
               <w:t xml:space="preserve">F.  </w:t>
@@ -1822,7 +1822,7 @@
                     <a:graphicData uri="http://schemas.openxmlformats.org/drawingml/2006/picture">
                       <pic:pic>
                         <pic:nvPicPr>
-                          <pic:cNvPr id="0" name="cd34ad22912cb49c.png"/>
+                          <pic:cNvPr id="0" name="20dd810ffc920ad8.png"/>
                           <pic:cNvPicPr/>
                         </pic:nvPicPr>
                         <pic:blipFill>
@@ -1857,7 +1857,7 @@
                 <w:color w:val="9E1B32"/>
                 <w:sz w:val="22"/>
               </w:rPr>
-              <w:t>A, C and D</w:t>
+              <w:t>A, D and F</w:t>
             </w:r>
           </w:p>
           <w:p>
@@ -2128,7 +2128,7 @@
             <w:r>
               <w:drawing>
                 <wp:inline xmlns:a="http://schemas.openxmlformats.org/drawingml/2006/main" xmlns:pic="http://schemas.openxmlformats.org/drawingml/2006/picture">
-                  <wp:extent cx="131064" cy="140208"/>
+                  <wp:extent cx="192024" cy="140208"/>
                   <wp:docPr id="27" name="Picture 27"/>
                   <wp:cNvGraphicFramePr>
                     <a:graphicFrameLocks noChangeAspect="1"/>
@@ -2137,7 +2137,7 @@
                     <a:graphicData uri="http://schemas.openxmlformats.org/drawingml/2006/picture">
                       <pic:pic>
                         <pic:nvPicPr>
-                          <pic:cNvPr id="0" name="2c07617b061d7521.png"/>
+                          <pic:cNvPr id="0" name="560f48eb96b8b991.png"/>
                           <pic:cNvPicPr/>
                         </pic:nvPicPr>
                         <pic:blipFill>
@@ -2149,7 +2149,7 @@
                         <pic:spPr>
                           <a:xfrm>
                             <a:off x="0" y="0"/>
-                            <a:ext cx="131064" cy="140208"/>
+                            <a:ext cx="192024" cy="140208"/>
                           </a:xfrm>
                           <a:prstGeom prst="rect"/>
                         </pic:spPr>
@@ -2187,7 +2187,7 @@
             <w:r>
               <w:drawing>
                 <wp:inline xmlns:a="http://schemas.openxmlformats.org/drawingml/2006/main" xmlns:pic="http://schemas.openxmlformats.org/drawingml/2006/picture">
-                  <wp:extent cx="192024" cy="140208"/>
+                  <wp:extent cx="131064" cy="140208"/>
                   <wp:docPr id="28" name="Picture 28"/>
                   <wp:cNvGraphicFramePr>
                     <a:graphicFrameLocks noChangeAspect="1"/>
@@ -2196,7 +2196,7 @@
                     <a:graphicData uri="http://schemas.openxmlformats.org/drawingml/2006/picture">
                       <pic:pic>
                         <pic:nvPicPr>
-                          <pic:cNvPr id="0" name="560f48eb96b8b991.png"/>
+                          <pic:cNvPr id="0" name="2c07617b061d7521.png"/>
                           <pic:cNvPicPr/>
                         </pic:nvPicPr>
                         <pic:blipFill>
@@ -2208,7 +2208,7 @@
                         <pic:spPr>
                           <a:xfrm>
                             <a:off x="0" y="0"/>
-                            <a:ext cx="192024" cy="140208"/>
+                            <a:ext cx="131064" cy="140208"/>
                           </a:xfrm>
                           <a:prstGeom prst="rect"/>
                         </pic:spPr>
